--- a/Intro análisis.docx
+++ b/Intro análisis.docx
@@ -4,6 +4,42 @@
   <w:body>
     <w:p>
       <w:pPr>
+        <w:jc w:val="both"/>
+        <w:rPr>
+          <w:color w:val="156082" w:themeColor="accent1"/>
+          <w:sz w:val="24"/>
+          <w:szCs w:val="24"/>
+        </w:rPr>
+      </w:pPr>
+      <w:r>
+        <w:rPr>
+          <w:color w:val="156082" w:themeColor="accent1"/>
+          <w:sz w:val="24"/>
+          <w:szCs w:val="24"/>
+        </w:rPr>
+        <w:sym w:font="Symbol" w:char="F0B7"/>
+      </w:r>
+      <w:r>
+        <w:rPr>
+          <w:color w:val="156082" w:themeColor="accent1"/>
+          <w:sz w:val="24"/>
+          <w:szCs w:val="24"/>
+        </w:rPr>
+        <w:t xml:space="preserve"> Descripción general (número de instancias, variables, tipos de datos y valores ausentes).</w:t>
+      </w:r>
+    </w:p>
+    <w:p>
+      <w:pPr>
+        <w:jc w:val="both"/>
+        <w:rPr>
+          <w:sz w:val="24"/>
+          <w:szCs w:val="24"/>
+        </w:rPr>
+      </w:pPr>
+    </w:p>
+    <w:p>
+      <w:pPr>
+        <w:jc w:val="both"/>
         <w:rPr>
           <w:sz w:val="24"/>
           <w:szCs w:val="24"/>
@@ -14,41 +50,47 @@
           <w:sz w:val="24"/>
           <w:szCs w:val="24"/>
         </w:rPr>
-        <w:sym w:font="Symbol" w:char="F0B7"/>
+        <w:t xml:space="preserve">La base de datos tiene 35378 filas y 19 columnas. Cada fila es un proyecto distinto y </w:t>
       </w:r>
       <w:r>
         <w:rPr>
           <w:sz w:val="24"/>
           <w:szCs w:val="24"/>
         </w:rPr>
-        <w:t xml:space="preserve"> Descripción general (número de instancias, variables, tipos de datos y valores ausentes).</w:t>
+        <w:t xml:space="preserve">cada </w:t>
       </w:r>
-    </w:p>
-    <w:p>
-      <w:pPr>
-        <w:rPr>
-          <w:sz w:val="24"/>
-          <w:szCs w:val="24"/>
-        </w:rPr>
-      </w:pPr>
-    </w:p>
-    <w:p>
-      <w:pPr>
-        <w:rPr>
-          <w:sz w:val="24"/>
-          <w:szCs w:val="24"/>
-        </w:rPr>
-      </w:pPr>
       <w:r>
         <w:rPr>
           <w:sz w:val="24"/>
           <w:szCs w:val="24"/>
         </w:rPr>
-        <w:t>La base de datos tiene 35378 filas y 19 columnas. Cada fila es un proyecto distinto y las columnas son las características.</w:t>
+        <w:t>colum</w:t>
+      </w:r>
+      <w:r>
+        <w:rPr>
+          <w:sz w:val="24"/>
+          <w:szCs w:val="24"/>
+        </w:rPr>
+        <w:t>na</w:t>
+      </w:r>
+      <w:r>
+        <w:rPr>
+          <w:sz w:val="24"/>
+          <w:szCs w:val="24"/>
+        </w:rPr>
+        <w:t xml:space="preserve"> </w:t>
+      </w:r>
+      <w:r>
+        <w:rPr>
+          <w:sz w:val="24"/>
+          <w:szCs w:val="24"/>
+        </w:rPr>
+        <w:t>representa información acerca del proyecto. Cada campo estará compuesto por un tipo de dato distinto. Además, en algunos proyectos existirán campos que estén sin completar. La siguiente tabla muestra para cada campo el tipo de dato que contiene y la cantidad de valores ausentes.</w:t>
       </w:r>
     </w:p>
     <w:p>
       <w:pPr>
+        <w:jc w:val="center"/>
         <w:rPr>
           <w:sz w:val="24"/>
           <w:szCs w:val="24"/>
@@ -59,919 +101,1093 @@
       <w:tblPr>
         <w:tblStyle w:val="Tablaconcuadrcula"/>
         <w:tblW w:w="0" w:type="auto"/>
+        <w:jc w:val="center"/>
         <w:tblLook w:val="04A0" w:firstRow="1" w:lastRow="0" w:firstColumn="1" w:lastColumn="0" w:noHBand="0" w:noVBand="1"/>
       </w:tblPr>
       <w:tblGrid>
-        <w:gridCol w:w="4247"/>
-        <w:gridCol w:w="4247"/>
+        <w:gridCol w:w="2813"/>
+        <w:gridCol w:w="2812"/>
+        <w:gridCol w:w="2812"/>
       </w:tblGrid>
       <w:tr>
-        <w:tc>
-          <w:tcPr>
-            <w:tcW w:w="4247" w:type="dxa"/>
-          </w:tcPr>
-          <w:p>
-            <w:r>
-              <w:t xml:space="preserve"> Columna</w:t>
-            </w:r>
-          </w:p>
-        </w:tc>
-        <w:tc>
-          <w:tcPr>
-            <w:tcW w:w="4247" w:type="dxa"/>
-          </w:tcPr>
-          <w:p>
+        <w:trPr>
+          <w:jc w:val="center"/>
+        </w:trPr>
+        <w:tc>
+          <w:tcPr>
+            <w:tcW w:w="2813" w:type="dxa"/>
+            <w:shd w:val="clear" w:color="auto" w:fill="E8E8E8" w:themeFill="background2"/>
+            <w:vAlign w:val="center"/>
+          </w:tcPr>
+          <w:p>
+            <w:pPr>
+              <w:jc w:val="center"/>
+            </w:pPr>
+            <w:r>
+              <w:t>Columna</w:t>
+            </w:r>
+          </w:p>
+        </w:tc>
+        <w:tc>
+          <w:tcPr>
+            <w:tcW w:w="2812" w:type="dxa"/>
+            <w:shd w:val="clear" w:color="auto" w:fill="E8E8E8" w:themeFill="background2"/>
+            <w:vAlign w:val="center"/>
+          </w:tcPr>
+          <w:p>
+            <w:pPr>
+              <w:jc w:val="center"/>
+            </w:pPr>
             <w:r>
               <w:t>Tipo de datos</w:t>
+            </w:r>
+          </w:p>
+        </w:tc>
+        <w:tc>
+          <w:tcPr>
+            <w:tcW w:w="2812" w:type="dxa"/>
+            <w:shd w:val="clear" w:color="auto" w:fill="E8E8E8" w:themeFill="background2"/>
+          </w:tcPr>
+          <w:p>
+            <w:pPr>
+              <w:jc w:val="center"/>
+            </w:pPr>
+            <w:r>
+              <w:t>Valores ausentes</w:t>
             </w:r>
           </w:p>
         </w:tc>
       </w:tr>
       <w:tr>
-        <w:tc>
-          <w:tcPr>
-            <w:tcW w:w="4247" w:type="dxa"/>
-          </w:tcPr>
-          <w:p>
+        <w:trPr>
+          <w:jc w:val="center"/>
+        </w:trPr>
+        <w:tc>
+          <w:tcPr>
+            <w:tcW w:w="2813" w:type="dxa"/>
+            <w:vAlign w:val="center"/>
+          </w:tcPr>
+          <w:p>
+            <w:pPr>
+              <w:jc w:val="center"/>
+            </w:pPr>
+            <w:proofErr w:type="spellStart"/>
             <w:r>
               <w:t>projectID</w:t>
             </w:r>
-          </w:p>
-        </w:tc>
-        <w:tc>
-          <w:tcPr>
-            <w:tcW w:w="4247" w:type="dxa"/>
-          </w:tcPr>
-          <w:p>
+            <w:proofErr w:type="spellEnd"/>
+          </w:p>
+        </w:tc>
+        <w:tc>
+          <w:tcPr>
+            <w:tcW w:w="2812" w:type="dxa"/>
+            <w:vAlign w:val="center"/>
+          </w:tcPr>
+          <w:p>
+            <w:pPr>
+              <w:jc w:val="center"/>
+            </w:pPr>
             <w:r>
               <w:t>Int64</w:t>
+            </w:r>
+          </w:p>
+        </w:tc>
+        <w:tc>
+          <w:tcPr>
+            <w:tcW w:w="2812" w:type="dxa"/>
+          </w:tcPr>
+          <w:p>
+            <w:pPr>
+              <w:jc w:val="center"/>
+            </w:pPr>
+            <w:r>
+              <w:t>0</w:t>
             </w:r>
           </w:p>
         </w:tc>
       </w:tr>
       <w:tr>
-        <w:tc>
-          <w:tcPr>
-            <w:tcW w:w="4247" w:type="dxa"/>
-          </w:tcPr>
-          <w:p>
+        <w:trPr>
+          <w:jc w:val="center"/>
+        </w:trPr>
+        <w:tc>
+          <w:tcPr>
+            <w:tcW w:w="2813" w:type="dxa"/>
+            <w:vAlign w:val="center"/>
+          </w:tcPr>
+          <w:p>
+            <w:pPr>
+              <w:jc w:val="center"/>
+            </w:pPr>
+            <w:proofErr w:type="spellStart"/>
             <w:r>
               <w:t>acronym</w:t>
             </w:r>
-          </w:p>
-        </w:tc>
-        <w:tc>
-          <w:tcPr>
-            <w:tcW w:w="4247" w:type="dxa"/>
-          </w:tcPr>
-          <w:p>
+            <w:proofErr w:type="spellEnd"/>
+          </w:p>
+        </w:tc>
+        <w:tc>
+          <w:tcPr>
+            <w:tcW w:w="2812" w:type="dxa"/>
+            <w:vAlign w:val="center"/>
+          </w:tcPr>
+          <w:p>
+            <w:pPr>
+              <w:jc w:val="center"/>
+            </w:pPr>
+            <w:proofErr w:type="spellStart"/>
             <w:r>
               <w:t>str</w:t>
+            </w:r>
+            <w:proofErr w:type="spellEnd"/>
+          </w:p>
+        </w:tc>
+        <w:tc>
+          <w:tcPr>
+            <w:tcW w:w="2812" w:type="dxa"/>
+          </w:tcPr>
+          <w:p>
+            <w:pPr>
+              <w:jc w:val="center"/>
+            </w:pPr>
+            <w:r>
+              <w:t>0</w:t>
             </w:r>
           </w:p>
         </w:tc>
       </w:tr>
       <w:tr>
-        <w:tc>
-          <w:tcPr>
-            <w:tcW w:w="4247" w:type="dxa"/>
-          </w:tcPr>
-          <w:p>
+        <w:trPr>
+          <w:jc w:val="center"/>
+        </w:trPr>
+        <w:tc>
+          <w:tcPr>
+            <w:tcW w:w="2813" w:type="dxa"/>
+            <w:vAlign w:val="center"/>
+          </w:tcPr>
+          <w:p>
+            <w:pPr>
+              <w:jc w:val="center"/>
+            </w:pPr>
+            <w:proofErr w:type="spellStart"/>
             <w:r>
               <w:t>title</w:t>
             </w:r>
-          </w:p>
-        </w:tc>
-        <w:tc>
-          <w:tcPr>
-            <w:tcW w:w="4247" w:type="dxa"/>
-          </w:tcPr>
-          <w:p>
+            <w:proofErr w:type="spellEnd"/>
+          </w:p>
+        </w:tc>
+        <w:tc>
+          <w:tcPr>
+            <w:tcW w:w="2812" w:type="dxa"/>
+            <w:vAlign w:val="center"/>
+          </w:tcPr>
+          <w:p>
+            <w:pPr>
+              <w:jc w:val="center"/>
+            </w:pPr>
+            <w:proofErr w:type="spellStart"/>
             <w:r>
               <w:t>str</w:t>
+            </w:r>
+            <w:proofErr w:type="spellEnd"/>
+          </w:p>
+        </w:tc>
+        <w:tc>
+          <w:tcPr>
+            <w:tcW w:w="2812" w:type="dxa"/>
+          </w:tcPr>
+          <w:p>
+            <w:pPr>
+              <w:jc w:val="center"/>
+            </w:pPr>
+            <w:r>
+              <w:t>0</w:t>
             </w:r>
           </w:p>
         </w:tc>
       </w:tr>
       <w:tr>
-        <w:tc>
-          <w:tcPr>
-            <w:tcW w:w="4247" w:type="dxa"/>
-          </w:tcPr>
-          <w:p>
+        <w:trPr>
+          <w:jc w:val="center"/>
+        </w:trPr>
+        <w:tc>
+          <w:tcPr>
+            <w:tcW w:w="2813" w:type="dxa"/>
+            <w:vAlign w:val="center"/>
+          </w:tcPr>
+          <w:p>
+            <w:pPr>
+              <w:jc w:val="center"/>
+            </w:pPr>
+            <w:proofErr w:type="spellStart"/>
             <w:r>
               <w:t>summary</w:t>
             </w:r>
-          </w:p>
-        </w:tc>
-        <w:tc>
-          <w:tcPr>
-            <w:tcW w:w="4247" w:type="dxa"/>
-          </w:tcPr>
-          <w:p>
+            <w:proofErr w:type="spellEnd"/>
+          </w:p>
+        </w:tc>
+        <w:tc>
+          <w:tcPr>
+            <w:tcW w:w="2812" w:type="dxa"/>
+            <w:vAlign w:val="center"/>
+          </w:tcPr>
+          <w:p>
+            <w:pPr>
+              <w:jc w:val="center"/>
+            </w:pPr>
+            <w:proofErr w:type="spellStart"/>
             <w:r>
               <w:t>str</w:t>
+            </w:r>
+            <w:proofErr w:type="spellEnd"/>
+          </w:p>
+        </w:tc>
+        <w:tc>
+          <w:tcPr>
+            <w:tcW w:w="2812" w:type="dxa"/>
+          </w:tcPr>
+          <w:p>
+            <w:pPr>
+              <w:jc w:val="center"/>
+            </w:pPr>
+            <w:r>
+              <w:t>0</w:t>
             </w:r>
           </w:p>
         </w:tc>
       </w:tr>
       <w:tr>
-        <w:tc>
-          <w:tcPr>
-            <w:tcW w:w="4247" w:type="dxa"/>
-          </w:tcPr>
-          <w:p>
+        <w:trPr>
+          <w:jc w:val="center"/>
+        </w:trPr>
+        <w:tc>
+          <w:tcPr>
+            <w:tcW w:w="2813" w:type="dxa"/>
+            <w:vAlign w:val="center"/>
+          </w:tcPr>
+          <w:p>
+            <w:pPr>
+              <w:jc w:val="center"/>
+            </w:pPr>
+            <w:proofErr w:type="spellStart"/>
             <w:r>
               <w:t>startDate</w:t>
             </w:r>
-          </w:p>
-        </w:tc>
-        <w:tc>
-          <w:tcPr>
-            <w:tcW w:w="4247" w:type="dxa"/>
-          </w:tcPr>
-          <w:p>
-            <w:r>
-              <w:t>datetime64[us]</w:t>
+            <w:proofErr w:type="spellEnd"/>
+          </w:p>
+        </w:tc>
+        <w:tc>
+          <w:tcPr>
+            <w:tcW w:w="2812" w:type="dxa"/>
+            <w:vAlign w:val="center"/>
+          </w:tcPr>
+          <w:p>
+            <w:pPr>
+              <w:jc w:val="center"/>
+            </w:pPr>
+            <w:r>
+              <w:t>datetime64[</w:t>
+            </w:r>
+            <w:proofErr w:type="spellStart"/>
+            <w:r>
+              <w:t>us</w:t>
+            </w:r>
+            <w:proofErr w:type="spellEnd"/>
+            <w:r>
+              <w:t>]</w:t>
+            </w:r>
+          </w:p>
+        </w:tc>
+        <w:tc>
+          <w:tcPr>
+            <w:tcW w:w="2812" w:type="dxa"/>
+          </w:tcPr>
+          <w:p>
+            <w:pPr>
+              <w:jc w:val="center"/>
+            </w:pPr>
+            <w:r>
+              <w:t>11</w:t>
             </w:r>
           </w:p>
         </w:tc>
       </w:tr>
       <w:tr>
-        <w:tc>
-          <w:tcPr>
-            <w:tcW w:w="4247" w:type="dxa"/>
-          </w:tcPr>
-          <w:p>
+        <w:trPr>
+          <w:jc w:val="center"/>
+        </w:trPr>
+        <w:tc>
+          <w:tcPr>
+            <w:tcW w:w="2813" w:type="dxa"/>
+            <w:vAlign w:val="center"/>
+          </w:tcPr>
+          <w:p>
+            <w:pPr>
+              <w:jc w:val="center"/>
+            </w:pPr>
+            <w:proofErr w:type="spellStart"/>
             <w:r>
               <w:t>endDate</w:t>
             </w:r>
-          </w:p>
-        </w:tc>
-        <w:tc>
-          <w:tcPr>
-            <w:tcW w:w="4247" w:type="dxa"/>
-          </w:tcPr>
-          <w:p>
-            <w:r>
-              <w:t>d</w:t>
-            </w:r>
-            <w:r>
-              <w:t>atetime64[us]</w:t>
+            <w:proofErr w:type="spellEnd"/>
+          </w:p>
+        </w:tc>
+        <w:tc>
+          <w:tcPr>
+            <w:tcW w:w="2812" w:type="dxa"/>
+            <w:vAlign w:val="center"/>
+          </w:tcPr>
+          <w:p>
+            <w:pPr>
+              <w:jc w:val="center"/>
+            </w:pPr>
+            <w:r>
+              <w:t>datetime64[</w:t>
+            </w:r>
+            <w:proofErr w:type="spellStart"/>
+            <w:r>
+              <w:t>us</w:t>
+            </w:r>
+            <w:proofErr w:type="spellEnd"/>
+            <w:r>
+              <w:t>]</w:t>
+            </w:r>
+          </w:p>
+        </w:tc>
+        <w:tc>
+          <w:tcPr>
+            <w:tcW w:w="2812" w:type="dxa"/>
+          </w:tcPr>
+          <w:p>
+            <w:pPr>
+              <w:jc w:val="center"/>
+            </w:pPr>
+            <w:r>
+              <w:t>11</w:t>
             </w:r>
           </w:p>
         </w:tc>
       </w:tr>
       <w:tr>
-        <w:tc>
-          <w:tcPr>
-            <w:tcW w:w="4247" w:type="dxa"/>
-          </w:tcPr>
-          <w:p>
+        <w:trPr>
+          <w:jc w:val="center"/>
+        </w:trPr>
+        <w:tc>
+          <w:tcPr>
+            <w:tcW w:w="2813" w:type="dxa"/>
+            <w:vAlign w:val="center"/>
+          </w:tcPr>
+          <w:p>
+            <w:pPr>
+              <w:jc w:val="center"/>
+            </w:pPr>
+            <w:proofErr w:type="spellStart"/>
             <w:r>
               <w:t>totalCost</w:t>
             </w:r>
-          </w:p>
-        </w:tc>
-        <w:tc>
-          <w:tcPr>
-            <w:tcW w:w="4247" w:type="dxa"/>
-          </w:tcPr>
-          <w:p>
+            <w:proofErr w:type="spellEnd"/>
+          </w:p>
+        </w:tc>
+        <w:tc>
+          <w:tcPr>
+            <w:tcW w:w="2812" w:type="dxa"/>
+            <w:vAlign w:val="center"/>
+          </w:tcPr>
+          <w:p>
+            <w:pPr>
+              <w:jc w:val="center"/>
+            </w:pPr>
             <w:r>
               <w:t>float64</w:t>
+            </w:r>
+          </w:p>
+        </w:tc>
+        <w:tc>
+          <w:tcPr>
+            <w:tcW w:w="2812" w:type="dxa"/>
+          </w:tcPr>
+          <w:p>
+            <w:pPr>
+              <w:jc w:val="center"/>
+            </w:pPr>
+            <w:r>
+              <w:t>0</w:t>
             </w:r>
           </w:p>
         </w:tc>
       </w:tr>
       <w:tr>
-        <w:tc>
-          <w:tcPr>
-            <w:tcW w:w="4247" w:type="dxa"/>
-          </w:tcPr>
-          <w:p>
+        <w:trPr>
+          <w:jc w:val="center"/>
+        </w:trPr>
+        <w:tc>
+          <w:tcPr>
+            <w:tcW w:w="2813" w:type="dxa"/>
+            <w:vAlign w:val="center"/>
+          </w:tcPr>
+          <w:p>
+            <w:pPr>
+              <w:jc w:val="center"/>
+            </w:pPr>
+            <w:proofErr w:type="spellStart"/>
             <w:r>
               <w:t>ecMaxContribution</w:t>
             </w:r>
-          </w:p>
-        </w:tc>
-        <w:tc>
-          <w:tcPr>
-            <w:tcW w:w="4247" w:type="dxa"/>
-          </w:tcPr>
-          <w:p>
-            <w:r>
-              <w:t>f</w:t>
-            </w:r>
-            <w:r>
-              <w:t>loat64</w:t>
+            <w:proofErr w:type="spellEnd"/>
+          </w:p>
+        </w:tc>
+        <w:tc>
+          <w:tcPr>
+            <w:tcW w:w="2812" w:type="dxa"/>
+            <w:vAlign w:val="center"/>
+          </w:tcPr>
+          <w:p>
+            <w:pPr>
+              <w:jc w:val="center"/>
+            </w:pPr>
+            <w:r>
+              <w:t>float64</w:t>
+            </w:r>
+          </w:p>
+        </w:tc>
+        <w:tc>
+          <w:tcPr>
+            <w:tcW w:w="2812" w:type="dxa"/>
+          </w:tcPr>
+          <w:p>
+            <w:pPr>
+              <w:jc w:val="center"/>
+            </w:pPr>
+            <w:r>
+              <w:t>0</w:t>
             </w:r>
           </w:p>
         </w:tc>
       </w:tr>
       <w:tr>
-        <w:tc>
-          <w:tcPr>
-            <w:tcW w:w="4247" w:type="dxa"/>
-          </w:tcPr>
-          <w:p>
+        <w:trPr>
+          <w:jc w:val="center"/>
+        </w:trPr>
+        <w:tc>
+          <w:tcPr>
+            <w:tcW w:w="2813" w:type="dxa"/>
+            <w:vAlign w:val="center"/>
+          </w:tcPr>
+          <w:p>
+            <w:pPr>
+              <w:jc w:val="center"/>
+            </w:pPr>
+            <w:proofErr w:type="spellStart"/>
             <w:r>
               <w:t>masterCall</w:t>
             </w:r>
-          </w:p>
-        </w:tc>
-        <w:tc>
-          <w:tcPr>
-            <w:tcW w:w="4247" w:type="dxa"/>
-          </w:tcPr>
-          <w:p>
+            <w:proofErr w:type="spellEnd"/>
+          </w:p>
+        </w:tc>
+        <w:tc>
+          <w:tcPr>
+            <w:tcW w:w="2812" w:type="dxa"/>
+            <w:vAlign w:val="center"/>
+          </w:tcPr>
+          <w:p>
+            <w:pPr>
+              <w:jc w:val="center"/>
+            </w:pPr>
+            <w:proofErr w:type="spellStart"/>
             <w:r>
               <w:t>str</w:t>
+            </w:r>
+            <w:proofErr w:type="spellEnd"/>
+          </w:p>
+        </w:tc>
+        <w:tc>
+          <w:tcPr>
+            <w:tcW w:w="2812" w:type="dxa"/>
+          </w:tcPr>
+          <w:p>
+            <w:pPr>
+              <w:jc w:val="center"/>
+            </w:pPr>
+            <w:r>
+              <w:t>20358</w:t>
             </w:r>
           </w:p>
         </w:tc>
       </w:tr>
       <w:tr>
-        <w:tc>
-          <w:tcPr>
-            <w:tcW w:w="4247" w:type="dxa"/>
-          </w:tcPr>
-          <w:p>
+        <w:trPr>
+          <w:jc w:val="center"/>
+        </w:trPr>
+        <w:tc>
+          <w:tcPr>
+            <w:tcW w:w="2813" w:type="dxa"/>
+            <w:vAlign w:val="center"/>
+          </w:tcPr>
+          <w:p>
+            <w:pPr>
+              <w:jc w:val="center"/>
+            </w:pPr>
+            <w:proofErr w:type="spellStart"/>
             <w:r>
               <w:t>subCall</w:t>
             </w:r>
-          </w:p>
-        </w:tc>
-        <w:tc>
-          <w:tcPr>
-            <w:tcW w:w="4247" w:type="dxa"/>
-          </w:tcPr>
-          <w:p>
+            <w:proofErr w:type="spellEnd"/>
+          </w:p>
+        </w:tc>
+        <w:tc>
+          <w:tcPr>
+            <w:tcW w:w="2812" w:type="dxa"/>
+            <w:vAlign w:val="center"/>
+          </w:tcPr>
+          <w:p>
+            <w:pPr>
+              <w:jc w:val="center"/>
+            </w:pPr>
+            <w:proofErr w:type="spellStart"/>
             <w:r>
               <w:t>str</w:t>
+            </w:r>
+            <w:proofErr w:type="spellEnd"/>
+          </w:p>
+        </w:tc>
+        <w:tc>
+          <w:tcPr>
+            <w:tcW w:w="2812" w:type="dxa"/>
+          </w:tcPr>
+          <w:p>
+            <w:pPr>
+              <w:jc w:val="center"/>
+            </w:pPr>
+            <w:r>
+              <w:t>0</w:t>
             </w:r>
           </w:p>
         </w:tc>
       </w:tr>
       <w:tr>
-        <w:tc>
-          <w:tcPr>
-            <w:tcW w:w="4247" w:type="dxa"/>
-          </w:tcPr>
-          <w:p>
+        <w:trPr>
+          <w:jc w:val="center"/>
+        </w:trPr>
+        <w:tc>
+          <w:tcPr>
+            <w:tcW w:w="2813" w:type="dxa"/>
+            <w:vAlign w:val="center"/>
+          </w:tcPr>
+          <w:p>
+            <w:pPr>
+              <w:jc w:val="center"/>
+            </w:pPr>
+            <w:proofErr w:type="spellStart"/>
             <w:r>
               <w:t>fundingScheme</w:t>
             </w:r>
-          </w:p>
-        </w:tc>
-        <w:tc>
-          <w:tcPr>
-            <w:tcW w:w="4247" w:type="dxa"/>
-          </w:tcPr>
-          <w:p>
+            <w:proofErr w:type="spellEnd"/>
+          </w:p>
+        </w:tc>
+        <w:tc>
+          <w:tcPr>
+            <w:tcW w:w="2812" w:type="dxa"/>
+            <w:vAlign w:val="center"/>
+          </w:tcPr>
+          <w:p>
+            <w:pPr>
+              <w:jc w:val="center"/>
+            </w:pPr>
+            <w:proofErr w:type="spellStart"/>
             <w:r>
               <w:t>str</w:t>
+            </w:r>
+            <w:proofErr w:type="spellEnd"/>
+          </w:p>
+        </w:tc>
+        <w:tc>
+          <w:tcPr>
+            <w:tcW w:w="2812" w:type="dxa"/>
+          </w:tcPr>
+          <w:p>
+            <w:pPr>
+              <w:jc w:val="center"/>
+            </w:pPr>
+            <w:r>
+              <w:t>0</w:t>
             </w:r>
           </w:p>
         </w:tc>
       </w:tr>
       <w:tr>
-        <w:tc>
-          <w:tcPr>
-            <w:tcW w:w="4247" w:type="dxa"/>
-          </w:tcPr>
-          <w:p>
+        <w:trPr>
+          <w:jc w:val="center"/>
+        </w:trPr>
+        <w:tc>
+          <w:tcPr>
+            <w:tcW w:w="2813" w:type="dxa"/>
+            <w:vAlign w:val="center"/>
+          </w:tcPr>
+          <w:p>
+            <w:pPr>
+              <w:jc w:val="center"/>
+            </w:pPr>
+            <w:proofErr w:type="spellStart"/>
             <w:r>
               <w:t>rcn</w:t>
             </w:r>
-          </w:p>
-        </w:tc>
-        <w:tc>
-          <w:tcPr>
-            <w:tcW w:w="4247" w:type="dxa"/>
-          </w:tcPr>
-          <w:p>
+            <w:proofErr w:type="spellEnd"/>
+          </w:p>
+        </w:tc>
+        <w:tc>
+          <w:tcPr>
+            <w:tcW w:w="2812" w:type="dxa"/>
+            <w:vAlign w:val="center"/>
+          </w:tcPr>
+          <w:p>
+            <w:pPr>
+              <w:jc w:val="center"/>
+            </w:pPr>
             <w:r>
               <w:t>Int64</w:t>
+            </w:r>
+          </w:p>
+        </w:tc>
+        <w:tc>
+          <w:tcPr>
+            <w:tcW w:w="2812" w:type="dxa"/>
+          </w:tcPr>
+          <w:p>
+            <w:pPr>
+              <w:jc w:val="center"/>
+            </w:pPr>
+            <w:r>
+              <w:t>0</w:t>
             </w:r>
           </w:p>
         </w:tc>
       </w:tr>
       <w:tr>
-        <w:tc>
-          <w:tcPr>
-            <w:tcW w:w="4247" w:type="dxa"/>
-          </w:tcPr>
-          <w:p>
+        <w:trPr>
+          <w:jc w:val="center"/>
+        </w:trPr>
+        <w:tc>
+          <w:tcPr>
+            <w:tcW w:w="2813" w:type="dxa"/>
+            <w:vAlign w:val="center"/>
+          </w:tcPr>
+          <w:p>
+            <w:pPr>
+              <w:jc w:val="center"/>
+            </w:pPr>
+            <w:proofErr w:type="spellStart"/>
             <w:r>
               <w:t>topic</w:t>
             </w:r>
-          </w:p>
-        </w:tc>
-        <w:tc>
-          <w:tcPr>
-            <w:tcW w:w="4247" w:type="dxa"/>
-          </w:tcPr>
-          <w:p>
+            <w:proofErr w:type="spellEnd"/>
+          </w:p>
+        </w:tc>
+        <w:tc>
+          <w:tcPr>
+            <w:tcW w:w="2812" w:type="dxa"/>
+            <w:vAlign w:val="center"/>
+          </w:tcPr>
+          <w:p>
+            <w:pPr>
+              <w:jc w:val="center"/>
+            </w:pPr>
+            <w:proofErr w:type="spellStart"/>
             <w:r>
               <w:t>str</w:t>
+            </w:r>
+            <w:proofErr w:type="spellEnd"/>
+          </w:p>
+        </w:tc>
+        <w:tc>
+          <w:tcPr>
+            <w:tcW w:w="2812" w:type="dxa"/>
+          </w:tcPr>
+          <w:p>
+            <w:pPr>
+              <w:jc w:val="center"/>
+            </w:pPr>
+            <w:r>
+              <w:t>0</w:t>
             </w:r>
           </w:p>
         </w:tc>
       </w:tr>
       <w:tr>
-        <w:tc>
-          <w:tcPr>
-            <w:tcW w:w="4247" w:type="dxa"/>
-          </w:tcPr>
-          <w:p>
+        <w:trPr>
+          <w:jc w:val="center"/>
+        </w:trPr>
+        <w:tc>
+          <w:tcPr>
+            <w:tcW w:w="2813" w:type="dxa"/>
+            <w:vAlign w:val="center"/>
+          </w:tcPr>
+          <w:p>
+            <w:pPr>
+              <w:jc w:val="center"/>
+            </w:pPr>
+            <w:proofErr w:type="spellStart"/>
             <w:r>
               <w:t>topic_title</w:t>
             </w:r>
-          </w:p>
-        </w:tc>
-        <w:tc>
-          <w:tcPr>
-            <w:tcW w:w="4247" w:type="dxa"/>
-          </w:tcPr>
-          <w:p>
+            <w:proofErr w:type="spellEnd"/>
+          </w:p>
+        </w:tc>
+        <w:tc>
+          <w:tcPr>
+            <w:tcW w:w="2812" w:type="dxa"/>
+            <w:vAlign w:val="center"/>
+          </w:tcPr>
+          <w:p>
+            <w:pPr>
+              <w:jc w:val="center"/>
+            </w:pPr>
+            <w:proofErr w:type="spellStart"/>
             <w:r>
               <w:t>str</w:t>
+            </w:r>
+            <w:proofErr w:type="spellEnd"/>
+          </w:p>
+        </w:tc>
+        <w:tc>
+          <w:tcPr>
+            <w:tcW w:w="2812" w:type="dxa"/>
+          </w:tcPr>
+          <w:p>
+            <w:pPr>
+              <w:jc w:val="center"/>
+            </w:pPr>
+            <w:r>
+              <w:t>0</w:t>
             </w:r>
           </w:p>
         </w:tc>
       </w:tr>
       <w:tr>
-        <w:tc>
-          <w:tcPr>
-            <w:tcW w:w="4247" w:type="dxa"/>
-          </w:tcPr>
-          <w:p>
+        <w:trPr>
+          <w:jc w:val="center"/>
+        </w:trPr>
+        <w:tc>
+          <w:tcPr>
+            <w:tcW w:w="2813" w:type="dxa"/>
+            <w:vAlign w:val="center"/>
+          </w:tcPr>
+          <w:p>
+            <w:pPr>
+              <w:jc w:val="center"/>
+            </w:pPr>
+            <w:proofErr w:type="spellStart"/>
             <w:r>
               <w:t>countryContr</w:t>
             </w:r>
-          </w:p>
-        </w:tc>
-        <w:tc>
-          <w:tcPr>
-            <w:tcW w:w="4247" w:type="dxa"/>
-          </w:tcPr>
-          <w:p>
+            <w:proofErr w:type="spellEnd"/>
+          </w:p>
+        </w:tc>
+        <w:tc>
+          <w:tcPr>
+            <w:tcW w:w="2812" w:type="dxa"/>
+            <w:vAlign w:val="center"/>
+          </w:tcPr>
+          <w:p>
+            <w:pPr>
+              <w:jc w:val="center"/>
+            </w:pPr>
+            <w:proofErr w:type="spellStart"/>
             <w:r>
               <w:t>str</w:t>
+            </w:r>
+            <w:proofErr w:type="spellEnd"/>
+          </w:p>
+        </w:tc>
+        <w:tc>
+          <w:tcPr>
+            <w:tcW w:w="2812" w:type="dxa"/>
+          </w:tcPr>
+          <w:p>
+            <w:pPr>
+              <w:jc w:val="center"/>
+            </w:pPr>
+            <w:r>
+              <w:t>0</w:t>
             </w:r>
           </w:p>
         </w:tc>
       </w:tr>
       <w:tr>
-        <w:tc>
-          <w:tcPr>
-            <w:tcW w:w="4247" w:type="dxa"/>
-          </w:tcPr>
-          <w:p>
+        <w:trPr>
+          <w:jc w:val="center"/>
+        </w:trPr>
+        <w:tc>
+          <w:tcPr>
+            <w:tcW w:w="2813" w:type="dxa"/>
+            <w:vAlign w:val="center"/>
+          </w:tcPr>
+          <w:p>
+            <w:pPr>
+              <w:jc w:val="center"/>
+            </w:pPr>
+            <w:proofErr w:type="spellStart"/>
             <w:r>
               <w:t>coordinatorCountry</w:t>
             </w:r>
-          </w:p>
-        </w:tc>
-        <w:tc>
-          <w:tcPr>
-            <w:tcW w:w="4247" w:type="dxa"/>
-          </w:tcPr>
-          <w:p>
+            <w:proofErr w:type="spellEnd"/>
+          </w:p>
+        </w:tc>
+        <w:tc>
+          <w:tcPr>
+            <w:tcW w:w="2812" w:type="dxa"/>
+            <w:vAlign w:val="center"/>
+          </w:tcPr>
+          <w:p>
+            <w:pPr>
+              <w:jc w:val="center"/>
+            </w:pPr>
+            <w:proofErr w:type="spellStart"/>
             <w:r>
               <w:t>str</w:t>
+            </w:r>
+            <w:proofErr w:type="spellEnd"/>
+          </w:p>
+        </w:tc>
+        <w:tc>
+          <w:tcPr>
+            <w:tcW w:w="2812" w:type="dxa"/>
+          </w:tcPr>
+          <w:p>
+            <w:pPr>
+              <w:jc w:val="center"/>
+            </w:pPr>
+            <w:r>
+              <w:t>0</w:t>
             </w:r>
           </w:p>
         </w:tc>
       </w:tr>
       <w:tr>
-        <w:tc>
-          <w:tcPr>
-            <w:tcW w:w="4247" w:type="dxa"/>
-          </w:tcPr>
-          <w:p>
+        <w:trPr>
+          <w:jc w:val="center"/>
+        </w:trPr>
+        <w:tc>
+          <w:tcPr>
+            <w:tcW w:w="2813" w:type="dxa"/>
+            <w:vAlign w:val="center"/>
+          </w:tcPr>
+          <w:p>
+            <w:pPr>
+              <w:jc w:val="center"/>
+            </w:pPr>
+            <w:proofErr w:type="spellStart"/>
             <w:r>
               <w:t>euroSciVocCode</w:t>
             </w:r>
-          </w:p>
-        </w:tc>
-        <w:tc>
-          <w:tcPr>
-            <w:tcW w:w="4247" w:type="dxa"/>
-          </w:tcPr>
-          <w:p>
+            <w:proofErr w:type="spellEnd"/>
+          </w:p>
+        </w:tc>
+        <w:tc>
+          <w:tcPr>
+            <w:tcW w:w="2812" w:type="dxa"/>
+            <w:vAlign w:val="center"/>
+          </w:tcPr>
+          <w:p>
+            <w:pPr>
+              <w:jc w:val="center"/>
+            </w:pPr>
+            <w:proofErr w:type="spellStart"/>
             <w:r>
               <w:t>str</w:t>
+            </w:r>
+            <w:proofErr w:type="spellEnd"/>
+          </w:p>
+        </w:tc>
+        <w:tc>
+          <w:tcPr>
+            <w:tcW w:w="2812" w:type="dxa"/>
+          </w:tcPr>
+          <w:p>
+            <w:pPr>
+              <w:jc w:val="center"/>
+            </w:pPr>
+            <w:r>
+              <w:t>3326</w:t>
             </w:r>
           </w:p>
         </w:tc>
       </w:tr>
       <w:tr>
-        <w:tc>
-          <w:tcPr>
-            <w:tcW w:w="4247" w:type="dxa"/>
-          </w:tcPr>
-          <w:p>
+        <w:trPr>
+          <w:jc w:val="center"/>
+        </w:trPr>
+        <w:tc>
+          <w:tcPr>
+            <w:tcW w:w="2813" w:type="dxa"/>
+            <w:vAlign w:val="center"/>
+          </w:tcPr>
+          <w:p>
+            <w:pPr>
+              <w:jc w:val="center"/>
+            </w:pPr>
+            <w:proofErr w:type="spellStart"/>
             <w:r>
               <w:t>publicationID</w:t>
             </w:r>
-          </w:p>
-        </w:tc>
-        <w:tc>
-          <w:tcPr>
-            <w:tcW w:w="4247" w:type="dxa"/>
-          </w:tcPr>
-          <w:p>
+            <w:proofErr w:type="spellEnd"/>
+          </w:p>
+        </w:tc>
+        <w:tc>
+          <w:tcPr>
+            <w:tcW w:w="2812" w:type="dxa"/>
+            <w:vAlign w:val="center"/>
+          </w:tcPr>
+          <w:p>
+            <w:pPr>
+              <w:jc w:val="center"/>
+            </w:pPr>
+            <w:proofErr w:type="spellStart"/>
             <w:r>
               <w:t>str</w:t>
+            </w:r>
+            <w:proofErr w:type="spellEnd"/>
+          </w:p>
+        </w:tc>
+        <w:tc>
+          <w:tcPr>
+            <w:tcW w:w="2812" w:type="dxa"/>
+          </w:tcPr>
+          <w:p>
+            <w:pPr>
+              <w:jc w:val="center"/>
+            </w:pPr>
+            <w:r>
+              <w:t>18166</w:t>
             </w:r>
           </w:p>
         </w:tc>
       </w:tr>
       <w:tr>
-        <w:tc>
-          <w:tcPr>
-            <w:tcW w:w="4247" w:type="dxa"/>
-          </w:tcPr>
-          <w:p>
+        <w:trPr>
+          <w:jc w:val="center"/>
+        </w:trPr>
+        <w:tc>
+          <w:tcPr>
+            <w:tcW w:w="2813" w:type="dxa"/>
+            <w:vAlign w:val="center"/>
+          </w:tcPr>
+          <w:p>
+            <w:pPr>
+              <w:jc w:val="center"/>
+            </w:pPr>
+            <w:proofErr w:type="spellStart"/>
             <w:r>
               <w:t>patentID</w:t>
             </w:r>
-          </w:p>
-        </w:tc>
-        <w:tc>
-          <w:tcPr>
-            <w:tcW w:w="4247" w:type="dxa"/>
-          </w:tcPr>
-          <w:p>
+            <w:proofErr w:type="spellEnd"/>
+          </w:p>
+        </w:tc>
+        <w:tc>
+          <w:tcPr>
+            <w:tcW w:w="2812" w:type="dxa"/>
+            <w:vAlign w:val="center"/>
+          </w:tcPr>
+          <w:p>
+            <w:pPr>
+              <w:jc w:val="center"/>
+            </w:pPr>
+            <w:proofErr w:type="spellStart"/>
             <w:r>
               <w:t>str</w:t>
+            </w:r>
+            <w:proofErr w:type="spellEnd"/>
+          </w:p>
+        </w:tc>
+        <w:tc>
+          <w:tcPr>
+            <w:tcW w:w="2812" w:type="dxa"/>
+          </w:tcPr>
+          <w:p>
+            <w:pPr>
+              <w:jc w:val="center"/>
+            </w:pPr>
+            <w:r>
+              <w:t>34499</w:t>
             </w:r>
           </w:p>
         </w:tc>
       </w:tr>
     </w:tbl>
-    <w:p/>
-    <w:p/>
-    <w:tbl>
-      <w:tblPr>
-        <w:tblStyle w:val="Tablaconcuadrcula"/>
-        <w:tblW w:w="0" w:type="auto"/>
-        <w:tblLook w:val="04A0" w:firstRow="1" w:lastRow="0" w:firstColumn="1" w:lastColumn="0" w:noHBand="0" w:noVBand="1"/>
-      </w:tblPr>
-      <w:tblGrid>
-        <w:gridCol w:w="4247"/>
-        <w:gridCol w:w="4247"/>
-      </w:tblGrid>
-      <w:tr>
-        <w:tc>
-          <w:tcPr>
-            <w:tcW w:w="4247" w:type="dxa"/>
-          </w:tcPr>
-          <w:p>
-            <w:r>
-              <w:t>Columna</w:t>
-            </w:r>
-          </w:p>
-        </w:tc>
-        <w:tc>
-          <w:tcPr>
-            <w:tcW w:w="4247" w:type="dxa"/>
-          </w:tcPr>
-          <w:p>
-            <w:r>
-              <w:t>Valores ausentes</w:t>
-            </w:r>
-          </w:p>
-        </w:tc>
-      </w:tr>
-      <w:tr>
-        <w:tc>
-          <w:tcPr>
-            <w:tcW w:w="4247" w:type="dxa"/>
-          </w:tcPr>
-          <w:p>
-            <w:r>
-              <w:t>projectID</w:t>
-            </w:r>
-          </w:p>
-        </w:tc>
-        <w:tc>
-          <w:tcPr>
-            <w:tcW w:w="4247" w:type="dxa"/>
-          </w:tcPr>
-          <w:p>
-            <w:r>
-              <w:t>0</w:t>
-            </w:r>
-          </w:p>
-        </w:tc>
-      </w:tr>
-      <w:tr>
-        <w:tc>
-          <w:tcPr>
-            <w:tcW w:w="4247" w:type="dxa"/>
-          </w:tcPr>
-          <w:p>
-            <w:r>
-              <w:t>acronym</w:t>
-            </w:r>
-          </w:p>
-        </w:tc>
-        <w:tc>
-          <w:tcPr>
-            <w:tcW w:w="4247" w:type="dxa"/>
-          </w:tcPr>
-          <w:p>
-            <w:r>
-              <w:t>0</w:t>
-            </w:r>
-          </w:p>
-        </w:tc>
-      </w:tr>
-      <w:tr>
-        <w:tc>
-          <w:tcPr>
-            <w:tcW w:w="4247" w:type="dxa"/>
-          </w:tcPr>
-          <w:p>
-            <w:r>
-              <w:t>title</w:t>
-            </w:r>
-          </w:p>
-        </w:tc>
-        <w:tc>
-          <w:tcPr>
-            <w:tcW w:w="4247" w:type="dxa"/>
-          </w:tcPr>
-          <w:p>
-            <w:r>
-              <w:t>0</w:t>
-            </w:r>
-          </w:p>
-        </w:tc>
-      </w:tr>
-      <w:tr>
-        <w:tc>
-          <w:tcPr>
-            <w:tcW w:w="4247" w:type="dxa"/>
-          </w:tcPr>
-          <w:p>
-            <w:r>
-              <w:t>summary</w:t>
-            </w:r>
-          </w:p>
-        </w:tc>
-        <w:tc>
-          <w:tcPr>
-            <w:tcW w:w="4247" w:type="dxa"/>
-          </w:tcPr>
-          <w:p>
-            <w:r>
-              <w:t>0</w:t>
-            </w:r>
-          </w:p>
-        </w:tc>
-      </w:tr>
-      <w:tr>
-        <w:tc>
-          <w:tcPr>
-            <w:tcW w:w="4247" w:type="dxa"/>
-          </w:tcPr>
-          <w:p>
-            <w:r>
-              <w:t>startDate</w:t>
-            </w:r>
-          </w:p>
-        </w:tc>
-        <w:tc>
-          <w:tcPr>
-            <w:tcW w:w="4247" w:type="dxa"/>
-          </w:tcPr>
-          <w:p>
-            <w:r>
-              <w:t>11</w:t>
-            </w:r>
-          </w:p>
-        </w:tc>
-      </w:tr>
-      <w:tr>
-        <w:tc>
-          <w:tcPr>
-            <w:tcW w:w="4247" w:type="dxa"/>
-          </w:tcPr>
-          <w:p>
-            <w:r>
-              <w:t>endDate</w:t>
-            </w:r>
-          </w:p>
-        </w:tc>
-        <w:tc>
-          <w:tcPr>
-            <w:tcW w:w="4247" w:type="dxa"/>
-          </w:tcPr>
-          <w:p>
-            <w:r>
-              <w:t>11</w:t>
-            </w:r>
-          </w:p>
-        </w:tc>
-      </w:tr>
-      <w:tr>
-        <w:tc>
-          <w:tcPr>
-            <w:tcW w:w="4247" w:type="dxa"/>
-          </w:tcPr>
-          <w:p>
-            <w:r>
-              <w:t>totalCost</w:t>
-            </w:r>
-          </w:p>
-        </w:tc>
-        <w:tc>
-          <w:tcPr>
-            <w:tcW w:w="4247" w:type="dxa"/>
-          </w:tcPr>
-          <w:p>
-            <w:r>
-              <w:t>0</w:t>
-            </w:r>
-          </w:p>
-        </w:tc>
-      </w:tr>
-      <w:tr>
-        <w:tc>
-          <w:tcPr>
-            <w:tcW w:w="4247" w:type="dxa"/>
-          </w:tcPr>
-          <w:p>
-            <w:r>
-              <w:t>ecMaxContribution</w:t>
-            </w:r>
-          </w:p>
-        </w:tc>
-        <w:tc>
-          <w:tcPr>
-            <w:tcW w:w="4247" w:type="dxa"/>
-          </w:tcPr>
-          <w:p>
-            <w:r>
-              <w:t>0</w:t>
-            </w:r>
-          </w:p>
-        </w:tc>
-      </w:tr>
-      <w:tr>
-        <w:tc>
-          <w:tcPr>
-            <w:tcW w:w="4247" w:type="dxa"/>
-          </w:tcPr>
-          <w:p>
-            <w:r>
-              <w:t>masterCall</w:t>
-            </w:r>
-          </w:p>
-        </w:tc>
-        <w:tc>
-          <w:tcPr>
-            <w:tcW w:w="4247" w:type="dxa"/>
-          </w:tcPr>
-          <w:p>
-            <w:r>
-              <w:t>20358</w:t>
-            </w:r>
-          </w:p>
-        </w:tc>
-      </w:tr>
-      <w:tr>
-        <w:tc>
-          <w:tcPr>
-            <w:tcW w:w="4247" w:type="dxa"/>
-          </w:tcPr>
-          <w:p>
-            <w:r>
-              <w:t>subCall</w:t>
-            </w:r>
-          </w:p>
-        </w:tc>
-        <w:tc>
-          <w:tcPr>
-            <w:tcW w:w="4247" w:type="dxa"/>
-          </w:tcPr>
-          <w:p>
-            <w:r>
-              <w:t>0</w:t>
-            </w:r>
-          </w:p>
-        </w:tc>
-      </w:tr>
-      <w:tr>
-        <w:tc>
-          <w:tcPr>
-            <w:tcW w:w="4247" w:type="dxa"/>
-          </w:tcPr>
-          <w:p>
-            <w:r>
-              <w:t>fundingScheme</w:t>
-            </w:r>
-          </w:p>
-        </w:tc>
-        <w:tc>
-          <w:tcPr>
-            <w:tcW w:w="4247" w:type="dxa"/>
-          </w:tcPr>
-          <w:p>
-            <w:r>
-              <w:t>0</w:t>
-            </w:r>
-          </w:p>
-        </w:tc>
-      </w:tr>
-      <w:tr>
-        <w:tc>
-          <w:tcPr>
-            <w:tcW w:w="4247" w:type="dxa"/>
-          </w:tcPr>
-          <w:p>
-            <w:r>
-              <w:t>rcn</w:t>
-            </w:r>
-          </w:p>
-        </w:tc>
-        <w:tc>
-          <w:tcPr>
-            <w:tcW w:w="4247" w:type="dxa"/>
-          </w:tcPr>
-          <w:p>
-            <w:r>
-              <w:t>0</w:t>
-            </w:r>
-          </w:p>
-        </w:tc>
-      </w:tr>
-      <w:tr>
-        <w:tc>
-          <w:tcPr>
-            <w:tcW w:w="4247" w:type="dxa"/>
-          </w:tcPr>
-          <w:p>
-            <w:r>
-              <w:t>topic</w:t>
-            </w:r>
-          </w:p>
-        </w:tc>
-        <w:tc>
-          <w:tcPr>
-            <w:tcW w:w="4247" w:type="dxa"/>
-          </w:tcPr>
-          <w:p>
-            <w:r>
-              <w:t>0</w:t>
-            </w:r>
-          </w:p>
-        </w:tc>
-      </w:tr>
-      <w:tr>
-        <w:tc>
-          <w:tcPr>
-            <w:tcW w:w="4247" w:type="dxa"/>
-          </w:tcPr>
-          <w:p>
-            <w:r>
-              <w:t>topic_title</w:t>
-            </w:r>
-          </w:p>
-        </w:tc>
-        <w:tc>
-          <w:tcPr>
-            <w:tcW w:w="4247" w:type="dxa"/>
-          </w:tcPr>
-          <w:p>
-            <w:r>
-              <w:t>0</w:t>
-            </w:r>
-          </w:p>
-        </w:tc>
-      </w:tr>
-      <w:tr>
-        <w:tc>
-          <w:tcPr>
-            <w:tcW w:w="4247" w:type="dxa"/>
-          </w:tcPr>
-          <w:p>
-            <w:r>
-              <w:t>countryContr</w:t>
-            </w:r>
-          </w:p>
-        </w:tc>
-        <w:tc>
-          <w:tcPr>
-            <w:tcW w:w="4247" w:type="dxa"/>
-          </w:tcPr>
-          <w:p>
-            <w:r>
-              <w:t>0</w:t>
-            </w:r>
-          </w:p>
-        </w:tc>
-      </w:tr>
-      <w:tr>
-        <w:tc>
-          <w:tcPr>
-            <w:tcW w:w="4247" w:type="dxa"/>
-          </w:tcPr>
-          <w:p>
-            <w:r>
-              <w:t>coordinatorCountry</w:t>
-            </w:r>
-          </w:p>
-        </w:tc>
-        <w:tc>
-          <w:tcPr>
-            <w:tcW w:w="4247" w:type="dxa"/>
-          </w:tcPr>
-          <w:p>
-            <w:pPr>
-              <w:rPr>
-                <w:u w:val="single"/>
-              </w:rPr>
-            </w:pPr>
-            <w:r>
-              <w:t>0</w:t>
-            </w:r>
-          </w:p>
-        </w:tc>
-      </w:tr>
-      <w:tr>
-        <w:tc>
-          <w:tcPr>
-            <w:tcW w:w="4247" w:type="dxa"/>
-          </w:tcPr>
-          <w:p>
-            <w:r>
-              <w:lastRenderedPageBreak/>
-              <w:t>euroSciVocCode</w:t>
-            </w:r>
-          </w:p>
-        </w:tc>
-        <w:tc>
-          <w:tcPr>
-            <w:tcW w:w="4247" w:type="dxa"/>
-          </w:tcPr>
-          <w:p>
-            <w:r>
-              <w:t>3326</w:t>
-            </w:r>
-          </w:p>
-        </w:tc>
-      </w:tr>
-      <w:tr>
-        <w:tc>
-          <w:tcPr>
-            <w:tcW w:w="4247" w:type="dxa"/>
-          </w:tcPr>
-          <w:p>
-            <w:r>
-              <w:t>publicationID</w:t>
-            </w:r>
-          </w:p>
-        </w:tc>
-        <w:tc>
-          <w:tcPr>
-            <w:tcW w:w="4247" w:type="dxa"/>
-          </w:tcPr>
-          <w:p>
-            <w:r>
-              <w:t>18166</w:t>
-            </w:r>
-          </w:p>
-        </w:tc>
-      </w:tr>
-      <w:tr>
-        <w:tc>
-          <w:tcPr>
-            <w:tcW w:w="4247" w:type="dxa"/>
-          </w:tcPr>
-          <w:p>
-            <w:r>
-              <w:t>patentID</w:t>
-            </w:r>
-          </w:p>
-        </w:tc>
-        <w:tc>
-          <w:tcPr>
-            <w:tcW w:w="4247" w:type="dxa"/>
-          </w:tcPr>
-          <w:p>
-            <w:r>
-              <w:t>34499</w:t>
-            </w:r>
-          </w:p>
-        </w:tc>
-      </w:tr>
-    </w:tbl>
-    <w:p/>
+    <w:p>
+      <w:pPr>
+        <w:jc w:val="center"/>
+      </w:pPr>
+    </w:p>
+    <w:p>
+      <w:pPr>
+        <w:jc w:val="both"/>
+        <w:rPr>
+          <w:sz w:val="24"/>
+          <w:szCs w:val="24"/>
+        </w:rPr>
+      </w:pPr>
+    </w:p>
+    <w:p>
+      <w:pPr>
+        <w:jc w:val="both"/>
+        <w:rPr>
+          <w:color w:val="156082" w:themeColor="accent1"/>
+          <w:sz w:val="24"/>
+          <w:szCs w:val="24"/>
+        </w:rPr>
+      </w:pPr>
+      <w:r>
+        <w:rPr>
+          <w:color w:val="156082" w:themeColor="accent1"/>
+          <w:sz w:val="24"/>
+          <w:szCs w:val="24"/>
+        </w:rPr>
+        <w:sym w:font="Symbol" w:char="F0B7"/>
+      </w:r>
+      <w:r>
+        <w:rPr>
+          <w:color w:val="156082" w:themeColor="accent1"/>
+          <w:sz w:val="24"/>
+          <w:szCs w:val="24"/>
+        </w:rPr>
+        <w:t xml:space="preserve"> Distribución de la variable objetivo una vez construida como se describe en la Sección 3. ¿Cuántas clases quedan y cuál es su grado de desbalance? ¿Qué rendimiento obtendría un clasificador que siempre predijera la clase mayoritaria? Ese valor es el modelo de referencia (</w:t>
+      </w:r>
+      <w:proofErr w:type="spellStart"/>
+      <w:r>
+        <w:rPr>
+          <w:color w:val="156082" w:themeColor="accent1"/>
+          <w:sz w:val="24"/>
+          <w:szCs w:val="24"/>
+        </w:rPr>
+        <w:t>baseline</w:t>
+      </w:r>
+      <w:proofErr w:type="spellEnd"/>
+      <w:r>
+        <w:rPr>
+          <w:color w:val="156082" w:themeColor="accent1"/>
+          <w:sz w:val="24"/>
+          <w:szCs w:val="24"/>
+        </w:rPr>
+        <w:t>) que todo lo demás debe superar</w:t>
+      </w:r>
+      <w:r>
+        <w:rPr>
+          <w:color w:val="156082" w:themeColor="accent1"/>
+          <w:sz w:val="24"/>
+          <w:szCs w:val="24"/>
+        </w:rPr>
+        <w:t>.</w:t>
+      </w:r>
+    </w:p>
+    <w:p>
+      <w:pPr>
+        <w:jc w:val="both"/>
+        <w:rPr>
+          <w:sz w:val="24"/>
+          <w:szCs w:val="24"/>
+        </w:rPr>
+      </w:pPr>
+    </w:p>
     <w:sectPr>
       <w:pgSz w:w="11906" w:h="16838"/>
       <w:pgMar w:top="1417" w:right="1701" w:bottom="1417" w:left="1701" w:header="708" w:footer="708" w:gutter="0"/>
